--- a/btabok/niveau-2/deel-20/reader.docx
+++ b/btabok/niveau-2/deel-20/reader.docx
@@ -278,7 +278,53 @@
     </w:p>
     <w:p>
       <w:pPr>
-        <w:spacing w:after="100" w:before="100"/>
+        <w:spacing w:after="80" w:before="200"/>
+        <w:jc w:val="center"/>
+      </w:pPr>
+      <w:r>
+        <w:drawing>
+          <wp:inline distT="0" distB="0" distL="0" distR="0">
+            <wp:extent cx="5715000" cy="3810000"/>
+            <wp:effectExtent t="0" r="0" b="0" l="0"/>
+            <wp:docPr id="1" name="figuur-20-1" descr="FIGUUR 20-1: Meridiaan's bestuur met de vraag &quot;zijn we hier klaar voor&quot; naast een lege beoordeling" title="Figuur 20-1"/>
+            <wp:cNvGraphicFramePr>
+              <a:graphicFrameLocks xmlns:a="http://schemas.openxmlformats.org/drawingml/2006/main" noChangeAspect="1"/>
+            </wp:cNvGraphicFramePr>
+            <a:graphic xmlns:a="http://schemas.openxmlformats.org/drawingml/2006/main">
+              <a:graphicData uri="http://schemas.openxmlformats.org/drawingml/2006/picture">
+                <pic:pic xmlns:pic="http://schemas.openxmlformats.org/drawingml/2006/picture">
+                  <pic:nvPicPr>
+                    <pic:cNvPr id="0" name="" descr=""/>
+                    <pic:cNvPicPr>
+                      <a:picLocks noChangeAspect="1" noChangeArrowheads="1"/>
+                    </pic:cNvPicPr>
+                  </pic:nvPicPr>
+                  <pic:blipFill>
+                    <a:blip r:embed="rId9" cstate="none"/>
+                    <a:srcRect/>
+                    <a:stretch>
+                      <a:fillRect/>
+                    </a:stretch>
+                  </pic:blipFill>
+                  <pic:spPr bwMode="auto">
+                    <a:xfrm>
+                      <a:off x="0" y="0"/>
+                      <a:ext cx="5715000" cy="3810000"/>
+                    </a:xfrm>
+                    <a:prstGeom prst="rect">
+                      <a:avLst/>
+                    </a:prstGeom>
+                  </pic:spPr>
+                </pic:pic>
+              </a:graphicData>
+            </a:graphic>
+          </wp:inline>
+        </w:drawing>
+      </w:r>
+    </w:p>
+    <w:p>
+      <w:pPr>
+        <w:jc w:val="center"/>
       </w:pPr>
       <w:r>
         <w:rPr>
@@ -286,10 +332,10 @@
           <w:i/>
           <w:iCs/>
           <w:color w:val="55606F"/>
-          <w:sz w:val="20"/>
-          <w:szCs w:val="20"/>
-        </w:rPr>
-        <w:t xml:space="preserve">[Figuur volgt later — FIGUUR 20-1: Meridiaan's bestuur met de vraag "zijn we hier klaar voor" naast een lege beoordeling]</w:t>
+          <w:sz w:val="18"/>
+          <w:szCs w:val="18"/>
+        </w:rPr>
+        <w:t xml:space="preserve">Figuur 20-1</w:t>
       </w:r>
     </w:p>
     <w:p>
@@ -344,7 +390,53 @@
     </w:p>
     <w:p>
       <w:pPr>
-        <w:spacing w:after="100" w:before="100"/>
+        <w:spacing w:after="80" w:before="200"/>
+        <w:jc w:val="center"/>
+      </w:pPr>
+      <w:r>
+        <w:drawing>
+          <wp:inline distT="0" distB="0" distL="0" distR="0">
+            <wp:extent cx="5715000" cy="3810000"/>
+            <wp:effectExtent t="0" r="0" b="0" l="0"/>
+            <wp:docPr id="1" name="figuur-20-2" descr="FIGUUR 20-2: de vijf pijlers als kolommen van het rooster, elk met een korte kernvraag" title="Figuur 20-2"/>
+            <wp:cNvGraphicFramePr>
+              <a:graphicFrameLocks xmlns:a="http://schemas.openxmlformats.org/drawingml/2006/main" noChangeAspect="1"/>
+            </wp:cNvGraphicFramePr>
+            <a:graphic xmlns:a="http://schemas.openxmlformats.org/drawingml/2006/main">
+              <a:graphicData uri="http://schemas.openxmlformats.org/drawingml/2006/picture">
+                <pic:pic xmlns:pic="http://schemas.openxmlformats.org/drawingml/2006/picture">
+                  <pic:nvPicPr>
+                    <pic:cNvPr id="0" name="" descr=""/>
+                    <pic:cNvPicPr>
+                      <a:picLocks noChangeAspect="1" noChangeArrowheads="1"/>
+                    </pic:cNvPicPr>
+                  </pic:nvPicPr>
+                  <pic:blipFill>
+                    <a:blip r:embed="rId10" cstate="none"/>
+                    <a:srcRect/>
+                    <a:stretch>
+                      <a:fillRect/>
+                    </a:stretch>
+                  </pic:blipFill>
+                  <pic:spPr bwMode="auto">
+                    <a:xfrm>
+                      <a:off x="0" y="0"/>
+                      <a:ext cx="5715000" cy="3810000"/>
+                    </a:xfrm>
+                    <a:prstGeom prst="rect">
+                      <a:avLst/>
+                    </a:prstGeom>
+                  </pic:spPr>
+                </pic:pic>
+              </a:graphicData>
+            </a:graphic>
+          </wp:inline>
+        </w:drawing>
+      </w:r>
+    </w:p>
+    <w:p>
+      <w:pPr>
+        <w:jc w:val="center"/>
       </w:pPr>
       <w:r>
         <w:rPr>
@@ -352,10 +444,10 @@
           <w:i/>
           <w:iCs/>
           <w:color w:val="55606F"/>
-          <w:sz w:val="20"/>
-          <w:szCs w:val="20"/>
-        </w:rPr>
-        <w:t xml:space="preserve">[Figuur volgt later — FIGUUR 20-2: de vijf pijlers als kolommen van het rooster, elk met een korte kernvraag]</w:t>
+          <w:sz w:val="18"/>
+          <w:szCs w:val="18"/>
+        </w:rPr>
+        <w:t xml:space="preserve">Figuur 20-2</w:t>
       </w:r>
     </w:p>
     <w:tbl>
@@ -772,7 +864,53 @@
     </w:p>
     <w:p>
       <w:pPr>
-        <w:spacing w:after="100" w:before="100"/>
+        <w:spacing w:after="80" w:before="200"/>
+        <w:jc w:val="center"/>
+      </w:pPr>
+      <w:r>
+        <w:drawing>
+          <wp:inline distT="0" distB="0" distL="0" distR="0">
+            <wp:extent cx="5715000" cy="3810000"/>
+            <wp:effectExtent t="0" r="0" b="0" l="0"/>
+            <wp:docPr id="1" name="figuur-20-3" descr="FIGUUR 20-3: de vijf niveaus als trap, met bij elke trede een kort kenmerk" title="Figuur 20-3"/>
+            <wp:cNvGraphicFramePr>
+              <a:graphicFrameLocks xmlns:a="http://schemas.openxmlformats.org/drawingml/2006/main" noChangeAspect="1"/>
+            </wp:cNvGraphicFramePr>
+            <a:graphic xmlns:a="http://schemas.openxmlformats.org/drawingml/2006/main">
+              <a:graphicData uri="http://schemas.openxmlformats.org/drawingml/2006/picture">
+                <pic:pic xmlns:pic="http://schemas.openxmlformats.org/drawingml/2006/picture">
+                  <pic:nvPicPr>
+                    <pic:cNvPr id="0" name="" descr=""/>
+                    <pic:cNvPicPr>
+                      <a:picLocks noChangeAspect="1" noChangeArrowheads="1"/>
+                    </pic:cNvPicPr>
+                  </pic:nvPicPr>
+                  <pic:blipFill>
+                    <a:blip r:embed="rId11" cstate="none"/>
+                    <a:srcRect/>
+                    <a:stretch>
+                      <a:fillRect/>
+                    </a:stretch>
+                  </pic:blipFill>
+                  <pic:spPr bwMode="auto">
+                    <a:xfrm>
+                      <a:off x="0" y="0"/>
+                      <a:ext cx="5715000" cy="3810000"/>
+                    </a:xfrm>
+                    <a:prstGeom prst="rect">
+                      <a:avLst/>
+                    </a:prstGeom>
+                  </pic:spPr>
+                </pic:pic>
+              </a:graphicData>
+            </a:graphic>
+          </wp:inline>
+        </w:drawing>
+      </w:r>
+    </w:p>
+    <w:p>
+      <w:pPr>
+        <w:jc w:val="center"/>
       </w:pPr>
       <w:r>
         <w:rPr>
@@ -780,10 +918,10 @@
           <w:i/>
           <w:iCs/>
           <w:color w:val="55606F"/>
-          <w:sz w:val="20"/>
-          <w:szCs w:val="20"/>
-        </w:rPr>
-        <w:t xml:space="preserve">[Figuur volgt later — FIGUUR 20-3: de vijf niveaus als trap, met bij elke trede een kort kenmerk]</w:t>
+          <w:sz w:val="18"/>
+          <w:szCs w:val="18"/>
+        </w:rPr>
+        <w:t xml:space="preserve">Figuur 20-3</w:t>
       </w:r>
     </w:p>
     <w:tbl>
@@ -1221,7 +1359,53 @@
     </w:p>
     <w:p>
       <w:pPr>
-        <w:spacing w:after="100" w:before="100"/>
+        <w:spacing w:after="80" w:before="200"/>
+        <w:jc w:val="center"/>
+      </w:pPr>
+      <w:r>
+        <w:drawing>
+          <wp:inline distT="0" distB="0" distL="0" distR="0">
+            <wp:extent cx="5715000" cy="3810000"/>
+            <wp:effectExtent t="0" r="0" b="0" l="0"/>
+            <wp:docPr id="1" name="figuur-20-4" descr="FIGUUR 20-4: het volledige 5×5-rooster, met Meridiaans huidige positie per dimensie gemarkeerd" title="Figuur 20-4"/>
+            <wp:cNvGraphicFramePr>
+              <a:graphicFrameLocks xmlns:a="http://schemas.openxmlformats.org/drawingml/2006/main" noChangeAspect="1"/>
+            </wp:cNvGraphicFramePr>
+            <a:graphic xmlns:a="http://schemas.openxmlformats.org/drawingml/2006/main">
+              <a:graphicData uri="http://schemas.openxmlformats.org/drawingml/2006/picture">
+                <pic:pic xmlns:pic="http://schemas.openxmlformats.org/drawingml/2006/picture">
+                  <pic:nvPicPr>
+                    <pic:cNvPr id="0" name="" descr=""/>
+                    <pic:cNvPicPr>
+                      <a:picLocks noChangeAspect="1" noChangeArrowheads="1"/>
+                    </pic:cNvPicPr>
+                  </pic:nvPicPr>
+                  <pic:blipFill>
+                    <a:blip r:embed="rId12" cstate="none"/>
+                    <a:srcRect/>
+                    <a:stretch>
+                      <a:fillRect/>
+                    </a:stretch>
+                  </pic:blipFill>
+                  <pic:spPr bwMode="auto">
+                    <a:xfrm>
+                      <a:off x="0" y="0"/>
+                      <a:ext cx="5715000" cy="3810000"/>
+                    </a:xfrm>
+                    <a:prstGeom prst="rect">
+                      <a:avLst/>
+                    </a:prstGeom>
+                  </pic:spPr>
+                </pic:pic>
+              </a:graphicData>
+            </a:graphic>
+          </wp:inline>
+        </w:drawing>
+      </w:r>
+    </w:p>
+    <w:p>
+      <w:pPr>
+        <w:jc w:val="center"/>
       </w:pPr>
       <w:r>
         <w:rPr>
@@ -1229,10 +1413,10 @@
           <w:i/>
           <w:iCs/>
           <w:color w:val="55606F"/>
-          <w:sz w:val="20"/>
-          <w:szCs w:val="20"/>
-        </w:rPr>
-        <w:t xml:space="preserve">[Figuur volgt later — FIGUUR 20-4: het volledige 5×5-rooster, met Meridiaans huidige positie per dimensie gemarkeerd]</w:t>
+          <w:sz w:val="18"/>
+          <w:szCs w:val="18"/>
+        </w:rPr>
+        <w:t xml:space="preserve">Figuur 20-4</w:t>
       </w:r>
     </w:p>
     <w:tbl>
@@ -1856,7 +2040,53 @@
     </w:p>
     <w:p>
       <w:pPr>
-        <w:spacing w:after="100" w:before="100"/>
+        <w:spacing w:after="80" w:before="200"/>
+        <w:jc w:val="center"/>
+      </w:pPr>
+      <w:r>
+        <w:drawing>
+          <wp:inline distT="0" distB="0" distL="0" distR="0">
+            <wp:extent cx="5715000" cy="3810000"/>
+            <wp:effectExtent t="0" r="0" b="0" l="0"/>
+            <wp:docPr id="1" name="figuur-20-5" descr="FIGUUR 20-5: vijf pijlen van verschillende lengte, elk wijzend van het huidige niveau naar niveau 4, met Quality Attributes als langste pijl" title="Figuur 20-5"/>
+            <wp:cNvGraphicFramePr>
+              <a:graphicFrameLocks xmlns:a="http://schemas.openxmlformats.org/drawingml/2006/main" noChangeAspect="1"/>
+            </wp:cNvGraphicFramePr>
+            <a:graphic xmlns:a="http://schemas.openxmlformats.org/drawingml/2006/main">
+              <a:graphicData uri="http://schemas.openxmlformats.org/drawingml/2006/picture">
+                <pic:pic xmlns:pic="http://schemas.openxmlformats.org/drawingml/2006/picture">
+                  <pic:nvPicPr>
+                    <pic:cNvPr id="0" name="" descr=""/>
+                    <pic:cNvPicPr>
+                      <a:picLocks noChangeAspect="1" noChangeArrowheads="1"/>
+                    </pic:cNvPicPr>
+                  </pic:nvPicPr>
+                  <pic:blipFill>
+                    <a:blip r:embed="rId13" cstate="none"/>
+                    <a:srcRect/>
+                    <a:stretch>
+                      <a:fillRect/>
+                    </a:stretch>
+                  </pic:blipFill>
+                  <pic:spPr bwMode="auto">
+                    <a:xfrm>
+                      <a:off x="0" y="0"/>
+                      <a:ext cx="5715000" cy="3810000"/>
+                    </a:xfrm>
+                    <a:prstGeom prst="rect">
+                      <a:avLst/>
+                    </a:prstGeom>
+                  </pic:spPr>
+                </pic:pic>
+              </a:graphicData>
+            </a:graphic>
+          </wp:inline>
+        </w:drawing>
+      </w:r>
+    </w:p>
+    <w:p>
+      <w:pPr>
+        <w:jc w:val="center"/>
       </w:pPr>
       <w:r>
         <w:rPr>
@@ -1864,10 +2094,10 @@
           <w:i/>
           <w:iCs/>
           <w:color w:val="55606F"/>
-          <w:sz w:val="20"/>
-          <w:szCs w:val="20"/>
-        </w:rPr>
-        <w:t xml:space="preserve">[Figuur volgt later — FIGUUR 20-5: vijf pijlen van verschillende lengte, elk wijzend van het huidige niveau naar niveau 4, met Quality Attributes als langste pijl]</w:t>
+          <w:sz w:val="18"/>
+          <w:szCs w:val="18"/>
+        </w:rPr>
+        <w:t xml:space="preserve">Figuur 20-5</w:t>
       </w:r>
     </w:p>
     <w:p>
